--- a/tests/Kookerella.FsWordDsl.Tests/Examples/BasicParagraphsAndRuns/output.docx
+++ b/tests/Kookerella.FsWordDsl.Tests/Examples/BasicParagraphsAndRuns/output.docx
@@ -134,5 +134,33 @@
       <w:u w:val="single"/>
     </w:rPr>
   </w:style>
+  <w:style w:type="character" w:styleId="FootnoteReference">
+    <w:name w:val="footnote reference"/>
+    <w:rPr>
+      <w:vertAlign w:val="superscript"/>
+    </w:rPr>
+  </w:style>
+  <w:style w:type="character" w:styleId="EndnoteReference">
+    <w:name w:val="endnote reference"/>
+    <w:rPr>
+      <w:vertAlign w:val="superscript"/>
+    </w:rPr>
+  </w:style>
+  <w:style w:type="paragraph" w:styleId="FootnoteText">
+    <w:name w:val="footnote text"/>
+    <w:basedOn w:val="Normal"/>
+    <w:rPr>
+      <w:sz w:val="20"/>
+      <w:szCs w:val="20"/>
+    </w:rPr>
+  </w:style>
+  <w:style w:type="paragraph" w:styleId="EndnoteText">
+    <w:name w:val="endnote text"/>
+    <w:basedOn w:val="Normal"/>
+    <w:rPr>
+      <w:sz w:val="20"/>
+      <w:szCs w:val="20"/>
+    </w:rPr>
+  </w:style>
 </w:styles>
 </file>
--- a/tests/Kookerella.FsWordDsl.Tests/Examples/BasicParagraphsAndRuns/output.docx
+++ b/tests/Kookerella.FsWordDsl.Tests/Examples/BasicParagraphsAndRuns/output.docx
@@ -46,6 +46,32 @@
           <w:strike/>
         </w:rPr>
         <w:t>struck through</w:t>
+      </w:r>
+    </w:p>
+    <w:p>
+      <w:r>
+        <w:rPr>
+          <w:smallCaps/>
+        </w:rPr>
+        <w:t>SMALL CAPS</w:t>
+      </w:r>
+      <w:r>
+        <w:t xml:space="preserve"> and </w:t>
+      </w:r>
+      <w:r>
+        <w:rPr>
+          <w:caps/>
+        </w:rPr>
+        <w:t>ALL CAPS</w:t>
+      </w:r>
+      <w:r>
+        <w:t xml:space="preserve"> and </w:t>
+      </w:r>
+      <w:r>
+        <w:rPr>
+          <w:vanish/>
+        </w:rPr>
+        <w:t>hidden text</w:t>
       </w:r>
     </w:p>
     <w:sectPr>

--- a/tests/Kookerella.FsWordDsl.Tests/Examples/BasicParagraphsAndRuns/output.docx
+++ b/tests/Kookerella.FsWordDsl.Tests/Examples/BasicParagraphsAndRuns/output.docx
@@ -72,6 +72,14 @@
           <w:vanish/>
         </w:rPr>
         <w:t>hidden text</w:t>
+      </w:r>
+    </w:p>
+    <w:p>
+      <w:r>
+        <w:rPr>
+          <w:color w:val="1F497D" w:themeColor="accent1" w:themeTint="33"/>
+        </w:rPr>
+        <w:t>Theme-colored text (Accent1, tinted 20%)</w:t>
       </w:r>
     </w:p>
     <w:sectPr>
